--- a/Vorlage/Normseite.docx
+++ b/Vorlage/Normseite.docx
@@ -27,7 +27,10 @@
     <w:sectPr>
       <w:headerReference w:type="even" r:id="rId7"/>
       <w:headerReference w:type="default" r:id="rId8"/>
-      <w:headerReference w:type="first" r:id="rId9"/>
+      <w:footerReference w:type="even" r:id="rId9"/>
+      <w:footerReference w:type="default" r:id="rId10"/>
+      <w:headerReference w:type="first" r:id="rId11"/>
+      <w:footerReference w:type="first" r:id="rId12"/>
       <w:pgSz w:w="11906" w:h="16838"/>
       <w:pgMar w:top="1242" w:right="1440" w:bottom="1009" w:left="1797" w:header="567" w:footer="0" w:gutter="0"/>
       <w:cols w:space="720"/>
@@ -55,6 +58,36 @@
     </w:p>
   </w:endnote>
 </w:endnotes>
+</file>
+
+<file path=word/footer1.xml><?xml version="1.0" encoding="utf-8"?>
+<w:ftr xmlns:wpc="http://schemas.microsoft.com/office/word/2010/wordprocessingCanvas" xmlns:cx="http://schemas.microsoft.com/office/drawing/2014/chartex" xmlns:cx1="http://schemas.microsoft.com/office/drawing/2015/9/8/chartex" xmlns:cx2="http://schemas.microsoft.com/office/drawing/2015/10/21/chartex" xmlns:cx3="http://schemas.microsoft.com/office/drawing/2016/5/9/chartex" xmlns:cx4="http://schemas.microsoft.com/office/drawing/2016/5/10/chartex" xmlns:cx5="http://schemas.microsoft.com/office/drawing/2016/5/11/chartex" xmlns:cx6="http://schemas.microsoft.com/office/drawing/2016/5/12/chartex" xmlns:cx7="http://schemas.microsoft.com/office/drawing/2016/5/13/chartex" xmlns:cx8="http://schemas.microsoft.com/office/drawing/2016/5/14/chartex" xmlns:mc="http://schemas.openxmlformats.org/markup-compatibility/2006" xmlns:aink="http://schemas.microsoft.com/office/drawing/2016/ink" xmlns:am3d="http://schemas.microsoft.com/office/drawing/2017/model3d" xmlns:o="urn:schemas-microsoft-com:office:office" xmlns:oel="http://schemas.microsoft.com/office/2019/extlst" xmlns:r="http://schemas.openxmlformats.org/officeDocument/2006/relationships" xmlns:m="http://schemas.openxmlformats.org/officeDocument/2006/math" xmlns:v="urn:schemas-microsoft-com:vml" xmlns:wp14="http://schemas.microsoft.com/office/word/2010/wordprocessingDrawing" xmlns:wp="http://schemas.openxmlformats.org/drawingml/2006/wordprocessingDrawing" xmlns:w10="urn:schemas-microsoft-com:office:word" xmlns:w="http://schemas.openxmlformats.org/wordprocessingml/2006/main" xmlns:w14="http://schemas.microsoft.com/office/word/2010/wordml" xmlns:w15="http://schemas.microsoft.com/office/word/2012/wordml" xmlns:w16cex="http://schemas.microsoft.com/office/word/2018/wordml/cex" xmlns:w16cid="http://schemas.microsoft.com/office/word/2016/wordml/cid" xmlns:w16="http://schemas.microsoft.com/office/word/2018/wordml" xmlns:w16du="http://schemas.microsoft.com/office/word/2023/wordml/word16du" xmlns:w16sdtdh="http://schemas.microsoft.com/office/word/2020/wordml/sdtdatahash" xmlns:w16sdtfl="http://schemas.microsoft.com/office/word/2024/wordml/sdtformatlock" xmlns:w16se="http://schemas.microsoft.com/office/word/2015/wordml/symex" xmlns:wpg="http://schemas.microsoft.com/office/word/2010/wordprocessingGroup" xmlns:wpi="http://schemas.microsoft.com/office/word/2010/wordprocessingInk" xmlns:wne="http://schemas.microsoft.com/office/word/2006/wordml" xmlns:wps="http://schemas.microsoft.com/office/word/2010/wordprocessingShape" mc:Ignorable="w14 w15 w16se w16cid w16 w16cex w16sdtdh w16sdtfl w16du wp14">
+  <w:p>
+    <w:pPr>
+      <w:pStyle w:val="Fuzeile"/>
+    </w:pPr>
+  </w:p>
+</w:ftr>
+</file>
+
+<file path=word/footer2.xml><?xml version="1.0" encoding="utf-8"?>
+<w:ftr xmlns:wpc="http://schemas.microsoft.com/office/word/2010/wordprocessingCanvas" xmlns:cx="http://schemas.microsoft.com/office/drawing/2014/chartex" xmlns:cx1="http://schemas.microsoft.com/office/drawing/2015/9/8/chartex" xmlns:cx2="http://schemas.microsoft.com/office/drawing/2015/10/21/chartex" xmlns:cx3="http://schemas.microsoft.com/office/drawing/2016/5/9/chartex" xmlns:cx4="http://schemas.microsoft.com/office/drawing/2016/5/10/chartex" xmlns:cx5="http://schemas.microsoft.com/office/drawing/2016/5/11/chartex" xmlns:cx6="http://schemas.microsoft.com/office/drawing/2016/5/12/chartex" xmlns:cx7="http://schemas.microsoft.com/office/drawing/2016/5/13/chartex" xmlns:cx8="http://schemas.microsoft.com/office/drawing/2016/5/14/chartex" xmlns:mc="http://schemas.openxmlformats.org/markup-compatibility/2006" xmlns:aink="http://schemas.microsoft.com/office/drawing/2016/ink" xmlns:am3d="http://schemas.microsoft.com/office/drawing/2017/model3d" xmlns:o="urn:schemas-microsoft-com:office:office" xmlns:oel="http://schemas.microsoft.com/office/2019/extlst" xmlns:r="http://schemas.openxmlformats.org/officeDocument/2006/relationships" xmlns:m="http://schemas.openxmlformats.org/officeDocument/2006/math" xmlns:v="urn:schemas-microsoft-com:vml" xmlns:wp14="http://schemas.microsoft.com/office/word/2010/wordprocessingDrawing" xmlns:wp="http://schemas.openxmlformats.org/drawingml/2006/wordprocessingDrawing" xmlns:w10="urn:schemas-microsoft-com:office:word" xmlns:w="http://schemas.openxmlformats.org/wordprocessingml/2006/main" xmlns:w14="http://schemas.microsoft.com/office/word/2010/wordml" xmlns:w15="http://schemas.microsoft.com/office/word/2012/wordml" xmlns:w16cex="http://schemas.microsoft.com/office/word/2018/wordml/cex" xmlns:w16cid="http://schemas.microsoft.com/office/word/2016/wordml/cid" xmlns:w16="http://schemas.microsoft.com/office/word/2018/wordml" xmlns:w16du="http://schemas.microsoft.com/office/word/2023/wordml/word16du" xmlns:w16sdtdh="http://schemas.microsoft.com/office/word/2020/wordml/sdtdatahash" xmlns:w16sdtfl="http://schemas.microsoft.com/office/word/2024/wordml/sdtformatlock" xmlns:w16se="http://schemas.microsoft.com/office/word/2015/wordml/symex" xmlns:wpg="http://schemas.microsoft.com/office/word/2010/wordprocessingGroup" xmlns:wpi="http://schemas.microsoft.com/office/word/2010/wordprocessingInk" xmlns:wne="http://schemas.microsoft.com/office/word/2006/wordml" xmlns:wps="http://schemas.microsoft.com/office/word/2010/wordprocessingShape" mc:Ignorable="w14 w15 w16se w16cid w16 w16cex w16sdtdh w16sdtfl w16du wp14">
+  <w:p>
+    <w:pPr>
+      <w:pStyle w:val="Fuzeile"/>
+    </w:pPr>
+  </w:p>
+</w:ftr>
+</file>
+
+<file path=word/footer3.xml><?xml version="1.0" encoding="utf-8"?>
+<w:ftr xmlns:wpc="http://schemas.microsoft.com/office/word/2010/wordprocessingCanvas" xmlns:cx="http://schemas.microsoft.com/office/drawing/2014/chartex" xmlns:cx1="http://schemas.microsoft.com/office/drawing/2015/9/8/chartex" xmlns:cx2="http://schemas.microsoft.com/office/drawing/2015/10/21/chartex" xmlns:cx3="http://schemas.microsoft.com/office/drawing/2016/5/9/chartex" xmlns:cx4="http://schemas.microsoft.com/office/drawing/2016/5/10/chartex" xmlns:cx5="http://schemas.microsoft.com/office/drawing/2016/5/11/chartex" xmlns:cx6="http://schemas.microsoft.com/office/drawing/2016/5/12/chartex" xmlns:cx7="http://schemas.microsoft.com/office/drawing/2016/5/13/chartex" xmlns:cx8="http://schemas.microsoft.com/office/drawing/2016/5/14/chartex" xmlns:mc="http://schemas.openxmlformats.org/markup-compatibility/2006" xmlns:aink="http://schemas.microsoft.com/office/drawing/2016/ink" xmlns:am3d="http://schemas.microsoft.com/office/drawing/2017/model3d" xmlns:o="urn:schemas-microsoft-com:office:office" xmlns:oel="http://schemas.microsoft.com/office/2019/extlst" xmlns:r="http://schemas.openxmlformats.org/officeDocument/2006/relationships" xmlns:m="http://schemas.openxmlformats.org/officeDocument/2006/math" xmlns:v="urn:schemas-microsoft-com:vml" xmlns:wp14="http://schemas.microsoft.com/office/word/2010/wordprocessingDrawing" xmlns:wp="http://schemas.openxmlformats.org/drawingml/2006/wordprocessingDrawing" xmlns:w10="urn:schemas-microsoft-com:office:word" xmlns:w="http://schemas.openxmlformats.org/wordprocessingml/2006/main" xmlns:w14="http://schemas.microsoft.com/office/word/2010/wordml" xmlns:w15="http://schemas.microsoft.com/office/word/2012/wordml" xmlns:w16cex="http://schemas.microsoft.com/office/word/2018/wordml/cex" xmlns:w16cid="http://schemas.microsoft.com/office/word/2016/wordml/cid" xmlns:w16="http://schemas.microsoft.com/office/word/2018/wordml" xmlns:w16du="http://schemas.microsoft.com/office/word/2023/wordml/word16du" xmlns:w16sdtdh="http://schemas.microsoft.com/office/word/2020/wordml/sdtdatahash" xmlns:w16sdtfl="http://schemas.microsoft.com/office/word/2024/wordml/sdtformatlock" xmlns:w16se="http://schemas.microsoft.com/office/word/2015/wordml/symex" xmlns:wpg="http://schemas.microsoft.com/office/word/2010/wordprocessingGroup" xmlns:wpi="http://schemas.microsoft.com/office/word/2010/wordprocessingInk" xmlns:wne="http://schemas.microsoft.com/office/word/2006/wordml" xmlns:wps="http://schemas.microsoft.com/office/word/2010/wordprocessingShape" mc:Ignorable="w14 w15 w16se w16cid w16 w16cex w16sdtdh w16sdtfl w16du wp14">
+  <w:p>
+    <w:pPr>
+      <w:pStyle w:val="Fuzeile"/>
+    </w:pPr>
+  </w:p>
+</w:ftr>
 </file>
 
 <file path=word/footnotes.xml><?xml version="1.0" encoding="utf-8"?>
@@ -311,9 +344,18 @@
     <w:pPr>
       <w:pStyle w:val="Author"/>
       <w:ind w:right="360"/>
+      <w:rPr>
+        <w:noProof/>
+      </w:rPr>
     </w:pPr>
     <w:r>
-      <w:t xml:space="preserve">Sebastian Sukstorf - </w:t>
+      <w:t>Sebastian Sukstorf</w:t>
+    </w:r>
+    <w:r>
+      <w:tab/>
+    </w:r>
+    <w:r>
+      <w:t xml:space="preserve"> </w:t>
     </w:r>
     <w:r>
       <w:tab/>
@@ -362,6 +404,12 @@
         <w:t>2</w:t>
       </w:r>
     </w:fldSimple>
+    <w:r>
+      <w:rPr>
+        <w:noProof/>
+      </w:rPr>
+      <w:br/>
+    </w:r>
   </w:p>
 </w:hdr>
 </file>
@@ -1537,6 +1585,37 @@
     <w:basedOn w:val="Standard"/>
     <w:qFormat/>
   </w:style>
+  <w:style w:type="paragraph" w:styleId="Fuzeile">
+    <w:name w:val="footer"/>
+    <w:basedOn w:val="Standard"/>
+    <w:link w:val="FuzeileZchn"/>
+    <w:rsid w:val="009C0733"/>
+    <w:pPr>
+      <w:tabs>
+        <w:tab w:val="center" w:pos="4536"/>
+        <w:tab w:val="right" w:pos="9072"/>
+      </w:tabs>
+      <w:spacing w:after="0" w:line="240" w:lineRule="auto"/>
+    </w:pPr>
+  </w:style>
+  <w:style w:type="character" w:customStyle="1" w:styleId="FuzeileZchn">
+    <w:name w:val="Fußzeile Zchn"/>
+    <w:basedOn w:val="Absatz-Standardschriftart"/>
+    <w:link w:val="Fuzeile"/>
+    <w:rsid w:val="009C0733"/>
+    <w:rPr>
+      <w:rFonts w:ascii="Courier New" w:hAnsi="Courier New"/>
+      <w:lang w:val="de-DE"/>
+    </w:rPr>
+  </w:style>
+  <w:style w:type="character" w:styleId="Platzhaltertext">
+    <w:name w:val="Placeholder Text"/>
+    <w:basedOn w:val="Absatz-Standardschriftart"/>
+    <w:rsid w:val="009C0733"/>
+    <w:rPr>
+      <w:color w:val="666666"/>
+    </w:rPr>
+  </w:style>
 </w:styles>
 </file>
 

--- a/Vorlage/Normseite.docx
+++ b/Vorlage/Normseite.docx
@@ -409,6 +409,56 @@
         <w:noProof/>
       </w:rPr>
       <w:br/>
+    </w:r>
+    <w:r>
+      <w:rPr>
+        <w:i/>
+        <w:iCs/>
+        <w:noProof/>
+      </w:rPr>
+      <w:fldChar w:fldCharType="begin"/>
+    </w:r>
+    <w:r>
+      <w:rPr>
+        <w:i/>
+        <w:iCs/>
+        <w:noProof/>
+      </w:rPr>
+      <w:instrText xml:space="preserve"> TITLE </w:instrText>
+    </w:r>
+    <w:r>
+      <w:rPr>
+        <w:i/>
+        <w:iCs/>
+        <w:noProof/>
+      </w:rPr>
+      <w:fldChar w:fldCharType="separate"/>
+    </w:r>
+    <w:r>
+      <w:rPr>
+        <w:i/>
+        <w:iCs/>
+        <w:noProof/>
+      </w:rPr>
+      <w:fldChar w:fldCharType="end"/>
+    </w:r>
+    <w:r>
+      <w:rPr>
+        <w:noProof/>
+      </w:rPr>
+      <w:fldChar w:fldCharType="begin"/>
+    </w:r>
+    <w:r>
+      <w:rPr>
+        <w:noProof/>
+      </w:rPr>
+      <w:instrText xml:space="preserve"> TITLE </w:instrText>
+    </w:r>
+    <w:r>
+      <w:rPr>
+        <w:noProof/>
+      </w:rPr>
+      <w:fldChar w:fldCharType="end"/>
     </w:r>
   </w:p>
 </w:hdr>

--- a/Vorlage/Normseite.docx
+++ b/Vorlage/Normseite.docx
@@ -25,12 +25,12 @@
       </w:r>
     </w:p>
     <w:sectPr>
-      <w:headerReference w:type="even" r:id="rId7"/>
-      <w:headerReference w:type="default" r:id="rId8"/>
-      <w:footerReference w:type="even" r:id="rId9"/>
-      <w:footerReference w:type="default" r:id="rId10"/>
-      <w:headerReference w:type="first" r:id="rId11"/>
-      <w:footerReference w:type="first" r:id="rId12"/>
+      <w:headerReference w:type="even" r:id="rId6"/>
+      <w:headerReference w:type="default" r:id="rId7"/>
+      <w:footerReference w:type="even" r:id="rId8"/>
+      <w:footerReference w:type="default" r:id="rId9"/>
+      <w:headerReference w:type="first" r:id="rId10"/>
+      <w:footerReference w:type="first" r:id="rId11"/>
       <w:pgSz w:w="11906" w:h="16838"/>
       <w:pgMar w:top="1242" w:right="1440" w:bottom="1009" w:left="1797" w:header="567" w:footer="0" w:gutter="0"/>
       <w:cols w:space="720"/>
@@ -45,6 +45,9 @@
 <w:endnotes xmlns:wpc="http://schemas.microsoft.com/office/word/2010/wordprocessingCanvas" xmlns:cx="http://schemas.microsoft.com/office/drawing/2014/chartex" xmlns:cx1="http://schemas.microsoft.com/office/drawing/2015/9/8/chartex" xmlns:cx2="http://schemas.microsoft.com/office/drawing/2015/10/21/chartex" xmlns:cx3="http://schemas.microsoft.com/office/drawing/2016/5/9/chartex" xmlns:cx4="http://schemas.microsoft.com/office/drawing/2016/5/10/chartex" xmlns:cx5="http://schemas.microsoft.com/office/drawing/2016/5/11/chartex" xmlns:cx6="http://schemas.microsoft.com/office/drawing/2016/5/12/chartex" xmlns:cx7="http://schemas.microsoft.com/office/drawing/2016/5/13/chartex" xmlns:cx8="http://schemas.microsoft.com/office/drawing/2016/5/14/chartex" xmlns:mc="http://schemas.openxmlformats.org/markup-compatibility/2006" xmlns:aink="http://schemas.microsoft.com/office/drawing/2016/ink" xmlns:am3d="http://schemas.microsoft.com/office/drawing/2017/model3d" xmlns:o="urn:schemas-microsoft-com:office:office" xmlns:oel="http://schemas.microsoft.com/office/2019/extlst" xmlns:r="http://schemas.openxmlformats.org/officeDocument/2006/relationships" xmlns:m="http://schemas.openxmlformats.org/officeDocument/2006/math" xmlns:v="urn:schemas-microsoft-com:vml" xmlns:wp14="http://schemas.microsoft.com/office/word/2010/wordprocessingDrawing" xmlns:wp="http://schemas.openxmlformats.org/drawingml/2006/wordprocessingDrawing" xmlns:w10="urn:schemas-microsoft-com:office:word" xmlns:w="http://schemas.openxmlformats.org/wordprocessingml/2006/main" xmlns:w14="http://schemas.microsoft.com/office/word/2010/wordml" xmlns:w15="http://schemas.microsoft.com/office/word/2012/wordml" xmlns:w16cex="http://schemas.microsoft.com/office/word/2018/wordml/cex" xmlns:w16cid="http://schemas.microsoft.com/office/word/2016/wordml/cid" xmlns:w16="http://schemas.microsoft.com/office/word/2018/wordml" xmlns:w16du="http://schemas.microsoft.com/office/word/2023/wordml/word16du" xmlns:w16sdtdh="http://schemas.microsoft.com/office/word/2020/wordml/sdtdatahash" xmlns:w16sdtfl="http://schemas.microsoft.com/office/word/2024/wordml/sdtformatlock" xmlns:w16se="http://schemas.microsoft.com/office/word/2015/wordml/symex" xmlns:wpg="http://schemas.microsoft.com/office/word/2010/wordprocessingGroup" xmlns:wpi="http://schemas.microsoft.com/office/word/2010/wordprocessingInk" xmlns:wne="http://schemas.microsoft.com/office/word/2006/wordml" xmlns:wps="http://schemas.microsoft.com/office/word/2010/wordprocessingShape" mc:Ignorable="w14 w15 w16se w16cid w16 w16cex w16sdtdh w16sdtfl w16du wp14">
   <w:endnote w:type="separator" w:id="-1">
     <w:p>
+      <w:pPr>
+        <w:spacing w:after="0" w:line="240" w:lineRule="auto"/>
+      </w:pPr>
       <w:r>
         <w:separator/>
       </w:r>
@@ -52,6 +55,9 @@
   </w:endnote>
   <w:endnote w:type="continuationSeparator" w:id="0">
     <w:p>
+      <w:pPr>
+        <w:spacing w:after="0" w:line="240" w:lineRule="auto"/>
+      </w:pPr>
       <w:r>
         <w:continuationSeparator/>
       </w:r>
@@ -94,6 +100,9 @@
 <w:footnotes xmlns:wpc="http://schemas.microsoft.com/office/word/2010/wordprocessingCanvas" xmlns:cx="http://schemas.microsoft.com/office/drawing/2014/chartex" xmlns:cx1="http://schemas.microsoft.com/office/drawing/2015/9/8/chartex" xmlns:cx2="http://schemas.microsoft.com/office/drawing/2015/10/21/chartex" xmlns:cx3="http://schemas.microsoft.com/office/drawing/2016/5/9/chartex" xmlns:cx4="http://schemas.microsoft.com/office/drawing/2016/5/10/chartex" xmlns:cx5="http://schemas.microsoft.com/office/drawing/2016/5/11/chartex" xmlns:cx6="http://schemas.microsoft.com/office/drawing/2016/5/12/chartex" xmlns:cx7="http://schemas.microsoft.com/office/drawing/2016/5/13/chartex" xmlns:cx8="http://schemas.microsoft.com/office/drawing/2016/5/14/chartex" xmlns:mc="http://schemas.openxmlformats.org/markup-compatibility/2006" xmlns:aink="http://schemas.microsoft.com/office/drawing/2016/ink" xmlns:am3d="http://schemas.microsoft.com/office/drawing/2017/model3d" xmlns:o="urn:schemas-microsoft-com:office:office" xmlns:oel="http://schemas.microsoft.com/office/2019/extlst" xmlns:r="http://schemas.openxmlformats.org/officeDocument/2006/relationships" xmlns:m="http://schemas.openxmlformats.org/officeDocument/2006/math" xmlns:v="urn:schemas-microsoft-com:vml" xmlns:wp14="http://schemas.microsoft.com/office/word/2010/wordprocessingDrawing" xmlns:wp="http://schemas.openxmlformats.org/drawingml/2006/wordprocessingDrawing" xmlns:w10="urn:schemas-microsoft-com:office:word" xmlns:w="http://schemas.openxmlformats.org/wordprocessingml/2006/main" xmlns:w14="http://schemas.microsoft.com/office/word/2010/wordml" xmlns:w15="http://schemas.microsoft.com/office/word/2012/wordml" xmlns:w16cex="http://schemas.microsoft.com/office/word/2018/wordml/cex" xmlns:w16cid="http://schemas.microsoft.com/office/word/2016/wordml/cid" xmlns:w16="http://schemas.microsoft.com/office/word/2018/wordml" xmlns:w16du="http://schemas.microsoft.com/office/word/2023/wordml/word16du" xmlns:w16sdtdh="http://schemas.microsoft.com/office/word/2020/wordml/sdtdatahash" xmlns:w16sdtfl="http://schemas.microsoft.com/office/word/2024/wordml/sdtformatlock" xmlns:w16se="http://schemas.microsoft.com/office/word/2015/wordml/symex" xmlns:wpg="http://schemas.microsoft.com/office/word/2010/wordprocessingGroup" xmlns:wpi="http://schemas.microsoft.com/office/word/2010/wordprocessingInk" xmlns:wne="http://schemas.microsoft.com/office/word/2006/wordml" xmlns:wps="http://schemas.microsoft.com/office/word/2010/wordprocessingShape" mc:Ignorable="w14 w15 w16se w16cid w16 w16cex w16sdtdh w16sdtfl w16du wp14">
   <w:footnote w:type="separator" w:id="-1">
     <w:p>
+      <w:pPr>
+        <w:spacing w:after="0" w:line="240" w:lineRule="auto"/>
+      </w:pPr>
       <w:r>
         <w:separator/>
       </w:r>
@@ -101,6 +110,9 @@
   </w:footnote>
   <w:footnote w:type="continuationSeparator" w:id="0">
     <w:p>
+      <w:pPr>
+        <w:spacing w:after="0" w:line="240" w:lineRule="auto"/>
+      </w:pPr>
       <w:r>
         <w:continuationSeparator/>
       </w:r>
@@ -113,9 +125,6 @@
 <w:hdr xmlns:wpc="http://schemas.microsoft.com/office/word/2010/wordprocessingCanvas" xmlns:cx="http://schemas.microsoft.com/office/drawing/2014/chartex" xmlns:cx1="http://schemas.microsoft.com/office/drawing/2015/9/8/chartex" xmlns:cx2="http://schemas.microsoft.com/office/drawing/2015/10/21/chartex" xmlns:cx3="http://schemas.microsoft.com/office/drawing/2016/5/9/chartex" xmlns:cx4="http://schemas.microsoft.com/office/drawing/2016/5/10/chartex" xmlns:cx5="http://schemas.microsoft.com/office/drawing/2016/5/11/chartex" xmlns:cx6="http://schemas.microsoft.com/office/drawing/2016/5/12/chartex" xmlns:cx7="http://schemas.microsoft.com/office/drawing/2016/5/13/chartex" xmlns:cx8="http://schemas.microsoft.com/office/drawing/2016/5/14/chartex" xmlns:mc="http://schemas.openxmlformats.org/markup-compatibility/2006" xmlns:aink="http://schemas.microsoft.com/office/drawing/2016/ink" xmlns:am3d="http://schemas.microsoft.com/office/drawing/2017/model3d" xmlns:o="urn:schemas-microsoft-com:office:office" xmlns:oel="http://schemas.microsoft.com/office/2019/extlst" xmlns:r="http://schemas.openxmlformats.org/officeDocument/2006/relationships" xmlns:m="http://schemas.openxmlformats.org/officeDocument/2006/math" xmlns:v="urn:schemas-microsoft-com:vml" xmlns:wp14="http://schemas.microsoft.com/office/word/2010/wordprocessingDrawing" xmlns:wp="http://schemas.openxmlformats.org/drawingml/2006/wordprocessingDrawing" xmlns:w10="urn:schemas-microsoft-com:office:word" xmlns:w="http://schemas.openxmlformats.org/wordprocessingml/2006/main" xmlns:w14="http://schemas.microsoft.com/office/word/2010/wordml" xmlns:w15="http://schemas.microsoft.com/office/word/2012/wordml" xmlns:w16cex="http://schemas.microsoft.com/office/word/2018/wordml/cex" xmlns:w16cid="http://schemas.microsoft.com/office/word/2016/wordml/cid" xmlns:w16="http://schemas.microsoft.com/office/word/2018/wordml" xmlns:w16du="http://schemas.microsoft.com/office/word/2023/wordml/word16du" xmlns:w16sdtdh="http://schemas.microsoft.com/office/word/2020/wordml/sdtdatahash" xmlns:w16sdtfl="http://schemas.microsoft.com/office/word/2024/wordml/sdtformatlock" xmlns:w16se="http://schemas.microsoft.com/office/word/2015/wordml/symex" xmlns:wpg="http://schemas.microsoft.com/office/word/2010/wordprocessingGroup" xmlns:wpi="http://schemas.microsoft.com/office/word/2010/wordprocessingInk" xmlns:wne="http://schemas.microsoft.com/office/word/2006/wordml" xmlns:wps="http://schemas.microsoft.com/office/word/2010/wordprocessingShape" mc:Ignorable="w14 w15 w16se w16cid w16 w16cex w16sdtdh w16sdtfl w16du wp14">
   <w:sdt>
     <w:sdtPr>
-      <w:rPr>
-        <w:rStyle w:val="Seitenzahl"/>
-      </w:rPr>
       <w:id w:val="538865133"/>
       <w:docPartObj>
         <w:docPartGallery w:val="Page Numbers (Top of Page)"/>
@@ -152,6 +161,12 @@
           <w:rPr>
             <w:rStyle w:val="Seitenzahl"/>
           </w:rPr>
+          <w:t>0</w:t>
+        </w:r>
+        <w:r>
+          <w:rPr>
+            <w:rStyle w:val="Seitenzahl"/>
+          </w:rPr>
           <w:fldChar w:fldCharType="end"/>
         </w:r>
       </w:p>
@@ -168,7 +183,7 @@
       <mc:AlternateContent>
         <mc:Choice Requires="wps">
           <w:drawing>
-            <wp:anchor distT="0" distB="0" distL="0" distR="0" simplePos="0" relativeHeight="251658752" behindDoc="1" locked="0" layoutInCell="0" allowOverlap="1" wp14:anchorId="4DC86D02" wp14:editId="1D0AD1C7">
+            <wp:anchor distT="0" distB="0" distL="0" distR="0" simplePos="0" relativeHeight="3" behindDoc="1" locked="0" layoutInCell="0" allowOverlap="1" wp14:anchorId="785FFAF9" wp14:editId="152C1B78">
               <wp:simplePos x="0" y="0"/>
               <wp:positionH relativeFrom="margin">
                 <wp:align>right</wp:align>
@@ -231,30 +246,35 @@
                               <w:r>
                                 <w:rPr>
                                   <w:rStyle w:val="Seitenzahl"/>
+                                  <w:color w:val="000000"/>
                                 </w:rPr>
                                 <w:fldChar w:fldCharType="begin"/>
                               </w:r>
                               <w:r>
                                 <w:rPr>
                                   <w:rStyle w:val="Seitenzahl"/>
+                                  <w:color w:val="000000"/>
                                 </w:rPr>
                                 <w:instrText xml:space="preserve"> PAGE </w:instrText>
                               </w:r>
                               <w:r>
                                 <w:rPr>
                                   <w:rStyle w:val="Seitenzahl"/>
+                                  <w:color w:val="000000"/>
                                 </w:rPr>
                                 <w:fldChar w:fldCharType="separate"/>
                               </w:r>
                               <w:r>
                                 <w:rPr>
                                   <w:rStyle w:val="Seitenzahl"/>
+                                  <w:color w:val="000000"/>
                                 </w:rPr>
                                 <w:t>0</w:t>
                               </w:r>
                               <w:r>
                                 <w:rPr>
                                   <w:rStyle w:val="Seitenzahl"/>
+                                  <w:color w:val="000000"/>
                                 </w:rPr>
                                 <w:fldChar w:fldCharType="end"/>
                               </w:r>
@@ -274,7 +294,7 @@
         </mc:Choice>
         <mc:Fallback>
           <w:pict>
-            <v:rect w14:anchorId="4DC86D02" id="Rahmen1" o:spid="_x0000_s1026" style="position:absolute;margin-left:-50.05pt;margin-top:.05pt;width:1.15pt;height:1.15pt;z-index:-251657728;visibility:visible;mso-wrap-style:square;mso-wrap-distance-left:0;mso-wrap-distance-top:0;mso-wrap-distance-right:0;mso-wrap-distance-bottom:0;mso-position-horizontal:right;mso-position-horizontal-relative:margin;mso-position-vertical:absolute;mso-position-vertical-relative:text;v-text-anchor:top" o:gfxdata="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" o:allowincell="f" filled="f" stroked="f" strokeweight="0">
+            <v:rect w14:anchorId="785FFAF9" id="Rahmen1" o:spid="_x0000_s1026" style="position:absolute;margin-left:-50.05pt;margin-top:.05pt;width:1.15pt;height:1.15pt;z-index:-503316477;visibility:visible;mso-wrap-style:square;mso-wrap-distance-left:0;mso-wrap-distance-top:0;mso-wrap-distance-right:0;mso-wrap-distance-bottom:0;mso-position-horizontal:right;mso-position-horizontal-relative:margin;mso-position-vertical:absolute;mso-position-vertical-relative:text;v-text-anchor:top" o:gfxdata="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" o:allowincell="f" filled="f" stroked="f" strokeweight="0">
               <v:textbox style="mso-fit-shape-to-text:t" inset="0,0,0,0">
                 <w:txbxContent>
                   <w:sdt>
@@ -296,30 +316,35 @@
                         <w:r>
                           <w:rPr>
                             <w:rStyle w:val="Seitenzahl"/>
+                            <w:color w:val="000000"/>
                           </w:rPr>
                           <w:fldChar w:fldCharType="begin"/>
                         </w:r>
                         <w:r>
                           <w:rPr>
                             <w:rStyle w:val="Seitenzahl"/>
+                            <w:color w:val="000000"/>
                           </w:rPr>
                           <w:instrText xml:space="preserve"> PAGE </w:instrText>
                         </w:r>
                         <w:r>
                           <w:rPr>
                             <w:rStyle w:val="Seitenzahl"/>
+                            <w:color w:val="000000"/>
                           </w:rPr>
                           <w:fldChar w:fldCharType="separate"/>
                         </w:r>
                         <w:r>
                           <w:rPr>
                             <w:rStyle w:val="Seitenzahl"/>
+                            <w:color w:val="000000"/>
                           </w:rPr>
                           <w:t>0</w:t>
                         </w:r>
                         <w:r>
                           <w:rPr>
                             <w:rStyle w:val="Seitenzahl"/>
+                            <w:color w:val="000000"/>
                           </w:rPr>
                           <w:fldChar w:fldCharType="end"/>
                         </w:r>
@@ -344,17 +369,12 @@
     <w:pPr>
       <w:pStyle w:val="Author"/>
       <w:ind w:right="360"/>
-      <w:rPr>
-        <w:noProof/>
-      </w:rPr>
     </w:pPr>
     <w:r>
       <w:t>Sebastian Sukstorf</w:t>
     </w:r>
     <w:r>
       <w:tab/>
-    </w:r>
-    <w:r>
       <w:t xml:space="preserve"> </w:t>
     </w:r>
     <w:r>
@@ -379,16 +399,13 @@
       <w:fldChar w:fldCharType="begin"/>
     </w:r>
     <w:r>
-      <w:instrText xml:space="preserve"> PAGE  \* MERGEFORMAT </w:instrText>
+      <w:instrText xml:space="preserve"> PAGE </w:instrText>
     </w:r>
     <w:r>
       <w:fldChar w:fldCharType="separate"/>
     </w:r>
     <w:r>
-      <w:rPr>
-        <w:noProof/>
-      </w:rPr>
-      <w:t>1</w:t>
+      <w:t>2</w:t>
     </w:r>
     <w:r>
       <w:fldChar w:fldCharType="end"/>
@@ -396,25 +413,18 @@
     <w:r>
       <w:t xml:space="preserve"> von </w:t>
     </w:r>
-    <w:fldSimple w:instr=" NUMPAGES  \* MERGEFORMAT ">
+    <w:fldSimple w:instr=" NUMPAGES ">
       <w:r>
-        <w:rPr>
-          <w:noProof/>
-        </w:rPr>
         <w:t>2</w:t>
       </w:r>
     </w:fldSimple>
     <w:r>
-      <w:rPr>
-        <w:noProof/>
-      </w:rPr>
       <w:br/>
     </w:r>
     <w:r>
       <w:rPr>
         <w:i/>
         <w:iCs/>
-        <w:noProof/>
       </w:rPr>
       <w:fldChar w:fldCharType="begin"/>
     </w:r>
@@ -422,7 +432,6 @@
       <w:rPr>
         <w:i/>
         <w:iCs/>
-        <w:noProof/>
       </w:rPr>
       <w:instrText xml:space="preserve"> TITLE </w:instrText>
     </w:r>
@@ -430,7 +439,6 @@
       <w:rPr>
         <w:i/>
         <w:iCs/>
-        <w:noProof/>
       </w:rPr>
       <w:fldChar w:fldCharType="separate"/>
     </w:r>
@@ -438,25 +446,6 @@
       <w:rPr>
         <w:i/>
         <w:iCs/>
-        <w:noProof/>
-      </w:rPr>
-      <w:fldChar w:fldCharType="end"/>
-    </w:r>
-    <w:r>
-      <w:rPr>
-        <w:noProof/>
-      </w:rPr>
-      <w:fldChar w:fldCharType="begin"/>
-    </w:r>
-    <w:r>
-      <w:rPr>
-        <w:noProof/>
-      </w:rPr>
-      <w:instrText xml:space="preserve"> TITLE </w:instrText>
-    </w:r>
-    <w:r>
-      <w:rPr>
-        <w:noProof/>
       </w:rPr>
       <w:fldChar w:fldCharType="end"/>
     </w:r>
@@ -469,352 +458,89 @@
   <w:p>
     <w:pPr>
       <w:pStyle w:val="Author"/>
-    </w:pPr>
+      <w:ind w:right="360"/>
+    </w:pPr>
+    <w:r>
+      <w:t>Sebastian Sukstorf</w:t>
+    </w:r>
+    <w:r>
+      <w:tab/>
+      <w:t xml:space="preserve"> </w:t>
+    </w:r>
+    <w:r>
+      <w:tab/>
+    </w:r>
+    <w:r>
+      <w:tab/>
+    </w:r>
+    <w:r>
+      <w:tab/>
+    </w:r>
+    <w:r>
+      <w:tab/>
+    </w:r>
+    <w:r>
+      <w:tab/>
+    </w:r>
+    <w:r>
+      <w:tab/>
+    </w:r>
+    <w:r>
+      <w:fldChar w:fldCharType="begin"/>
+    </w:r>
+    <w:r>
+      <w:instrText xml:space="preserve"> PAGE </w:instrText>
+    </w:r>
+    <w:r>
+      <w:fldChar w:fldCharType="separate"/>
+    </w:r>
+    <w:r>
+      <w:t>2</w:t>
+    </w:r>
+    <w:r>
+      <w:fldChar w:fldCharType="end"/>
+    </w:r>
+    <w:r>
+      <w:t xml:space="preserve"> von </w:t>
+    </w:r>
+    <w:fldSimple w:instr=" NUMPAGES ">
+      <w:r>
+        <w:t>2</w:t>
+      </w:r>
+    </w:fldSimple>
+    <w:r>
+      <w:br/>
+    </w:r>
     <w:r>
       <w:rPr>
-        <w:noProof/>
+        <w:i/>
+        <w:iCs/>
       </w:rPr>
-      <mc:AlternateContent>
-        <mc:Choice Requires="wps">
-          <w:drawing>
-            <wp:anchor distT="0" distB="0" distL="0" distR="0" simplePos="0" relativeHeight="251657728" behindDoc="1" locked="0" layoutInCell="0" allowOverlap="1" wp14:anchorId="1EFF62B5" wp14:editId="467A79BF">
-              <wp:simplePos x="0" y="0"/>
-              <wp:positionH relativeFrom="margin">
-                <wp:align>right</wp:align>
-              </wp:positionH>
-              <wp:positionV relativeFrom="paragraph">
-                <wp:posOffset>635</wp:posOffset>
-              </wp:positionV>
-              <wp:extent cx="76835" cy="142875"/>
-              <wp:effectExtent l="0" t="0" r="0" b="0"/>
-              <wp:wrapNone/>
-              <wp:docPr id="3" name="Rahmen2"/>
-              <wp:cNvGraphicFramePr/>
-              <a:graphic xmlns:a="http://schemas.openxmlformats.org/drawingml/2006/main">
-                <a:graphicData uri="http://schemas.microsoft.com/office/word/2010/wordprocessingShape">
-                  <wps:wsp>
-                    <wps:cNvSpPr/>
-                    <wps:spPr>
-                      <a:xfrm>
-                        <a:off x="0" y="0"/>
-                        <a:ext cx="76680" cy="142920"/>
-                      </a:xfrm>
-                      <a:prstGeom prst="rect">
-                        <a:avLst/>
-                      </a:prstGeom>
-                      <a:noFill/>
-                      <a:ln w="0">
-                        <a:noFill/>
-                      </a:ln>
-                    </wps:spPr>
-                    <wps:style>
-                      <a:lnRef idx="0">
-                        <a:scrgbClr r="0" g="0" b="0"/>
-                      </a:lnRef>
-                      <a:fillRef idx="0">
-                        <a:scrgbClr r="0" g="0" b="0"/>
-                      </a:fillRef>
-                      <a:effectRef idx="0">
-                        <a:scrgbClr r="0" g="0" b="0"/>
-                      </a:effectRef>
-                      <a:fontRef idx="minor"/>
-                    </wps:style>
-                    <wps:txbx>
-                      <w:txbxContent>
-                        <w:sdt>
-                          <w:sdtPr>
-                            <w:id w:val="-77603237"/>
-                            <w:docPartObj>
-                              <w:docPartGallery w:val="Page Numbers (Top of Page)"/>
-                              <w:docPartUnique/>
-                            </w:docPartObj>
-                          </w:sdtPr>
-                          <w:sdtContent>
-                            <w:p>
-                              <w:pPr>
-                                <w:pStyle w:val="Kopfzeile"/>
-                                <w:rPr>
-                                  <w:rStyle w:val="Seitenzahl"/>
-                                </w:rPr>
-                              </w:pPr>
-                              <w:r>
-                                <w:rPr>
-                                  <w:rStyle w:val="Seitenzahl"/>
-                                  <w:rFonts w:cs="Courier New"/>
-                                  <w:sz w:val="20"/>
-                                  <w:szCs w:val="20"/>
-                                </w:rPr>
-                                <w:fldChar w:fldCharType="begin"/>
-                              </w:r>
-                              <w:r>
-                                <w:rPr>
-                                  <w:rStyle w:val="Seitenzahl"/>
-                                  <w:rFonts w:cs="Courier New"/>
-                                  <w:sz w:val="20"/>
-                                  <w:szCs w:val="20"/>
-                                </w:rPr>
-                                <w:instrText xml:space="preserve"> PAGE </w:instrText>
-                              </w:r>
-                              <w:r>
-                                <w:rPr>
-                                  <w:rStyle w:val="Seitenzahl"/>
-                                  <w:rFonts w:cs="Courier New"/>
-                                  <w:sz w:val="20"/>
-                                  <w:szCs w:val="20"/>
-                                </w:rPr>
-                                <w:fldChar w:fldCharType="separate"/>
-                              </w:r>
-                              <w:r>
-                                <w:rPr>
-                                  <w:rStyle w:val="Seitenzahl"/>
-                                  <w:rFonts w:cs="Courier New"/>
-                                  <w:sz w:val="20"/>
-                                  <w:szCs w:val="20"/>
-                                </w:rPr>
-                                <w:t>2</w:t>
-                              </w:r>
-                              <w:r>
-                                <w:rPr>
-                                  <w:rStyle w:val="Seitenzahl"/>
-                                  <w:rFonts w:cs="Courier New"/>
-                                  <w:sz w:val="20"/>
-                                  <w:szCs w:val="20"/>
-                                </w:rPr>
-                                <w:fldChar w:fldCharType="end"/>
-                              </w:r>
-                            </w:p>
-                          </w:sdtContent>
-                        </w:sdt>
-                      </w:txbxContent>
-                    </wps:txbx>
-                    <wps:bodyPr lIns="0" tIns="0" rIns="0" bIns="0" anchor="t">
-                      <a:spAutoFit/>
-                    </wps:bodyPr>
-                  </wps:wsp>
-                </a:graphicData>
-              </a:graphic>
-            </wp:anchor>
-          </w:drawing>
-        </mc:Choice>
-        <mc:Fallback>
-          <w:pict>
-            <v:rect w14:anchorId="1EFF62B5" id="Rahmen2" o:spid="_x0000_s1027" style="position:absolute;margin-left:-45.15pt;margin-top:.05pt;width:6.05pt;height:11.25pt;z-index:-251658752;visibility:visible;mso-wrap-style:square;mso-wrap-distance-left:0;mso-wrap-distance-top:0;mso-wrap-distance-right:0;mso-wrap-distance-bottom:0;mso-position-horizontal:right;mso-position-horizontal-relative:margin;mso-position-vertical:absolute;mso-position-vertical-relative:text;v-text-anchor:top" o:gfxdata="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" o:allowincell="f" filled="f" stroked="f" strokeweight="0">
-              <v:textbox style="mso-fit-shape-to-text:t" inset="0,0,0,0">
-                <w:txbxContent>
-                  <w:sdt>
-                    <w:sdtPr>
-                      <w:id w:val="-77603237"/>
-                      <w:docPartObj>
-                        <w:docPartGallery w:val="Page Numbers (Top of Page)"/>
-                        <w:docPartUnique/>
-                      </w:docPartObj>
-                    </w:sdtPr>
-                    <w:sdtContent>
-                      <w:p>
-                        <w:pPr>
-                          <w:pStyle w:val="Kopfzeile"/>
-                          <w:rPr>
-                            <w:rStyle w:val="Seitenzahl"/>
-                          </w:rPr>
-                        </w:pPr>
-                        <w:r>
-                          <w:rPr>
-                            <w:rStyle w:val="Seitenzahl"/>
-                            <w:rFonts w:cs="Courier New"/>
-                            <w:sz w:val="20"/>
-                            <w:szCs w:val="20"/>
-                          </w:rPr>
-                          <w:fldChar w:fldCharType="begin"/>
-                        </w:r>
-                        <w:r>
-                          <w:rPr>
-                            <w:rStyle w:val="Seitenzahl"/>
-                            <w:rFonts w:cs="Courier New"/>
-                            <w:sz w:val="20"/>
-                            <w:szCs w:val="20"/>
-                          </w:rPr>
-                          <w:instrText xml:space="preserve"> PAGE </w:instrText>
-                        </w:r>
-                        <w:r>
-                          <w:rPr>
-                            <w:rStyle w:val="Seitenzahl"/>
-                            <w:rFonts w:cs="Courier New"/>
-                            <w:sz w:val="20"/>
-                            <w:szCs w:val="20"/>
-                          </w:rPr>
-                          <w:fldChar w:fldCharType="separate"/>
-                        </w:r>
-                        <w:r>
-                          <w:rPr>
-                            <w:rStyle w:val="Seitenzahl"/>
-                            <w:rFonts w:cs="Courier New"/>
-                            <w:sz w:val="20"/>
-                            <w:szCs w:val="20"/>
-                          </w:rPr>
-                          <w:t>2</w:t>
-                        </w:r>
-                        <w:r>
-                          <w:rPr>
-                            <w:rStyle w:val="Seitenzahl"/>
-                            <w:rFonts w:cs="Courier New"/>
-                            <w:sz w:val="20"/>
-                            <w:szCs w:val="20"/>
-                          </w:rPr>
-                          <w:fldChar w:fldCharType="end"/>
-                        </w:r>
-                      </w:p>
-                    </w:sdtContent>
-                  </w:sdt>
-                </w:txbxContent>
-              </v:textbox>
-              <w10:wrap anchorx="margin"/>
-            </v:rect>
-          </w:pict>
-        </mc:Fallback>
-      </mc:AlternateContent>
+      <w:fldChar w:fldCharType="begin"/>
+    </w:r>
+    <w:r>
+      <w:rPr>
+        <w:i/>
+        <w:iCs/>
+      </w:rPr>
+      <w:instrText xml:space="preserve"> TITLE </w:instrText>
+    </w:r>
+    <w:r>
+      <w:rPr>
+        <w:i/>
+        <w:iCs/>
+      </w:rPr>
+      <w:fldChar w:fldCharType="separate"/>
+    </w:r>
+    <w:r>
+      <w:rPr>
+        <w:i/>
+        <w:iCs/>
+      </w:rPr>
+      <w:fldChar w:fldCharType="end"/>
     </w:r>
   </w:p>
 </w:hdr>
-</file>
-
-<file path=word/numbering.xml><?xml version="1.0" encoding="utf-8"?>
-<w:numbering xmlns:wpc="http://schemas.microsoft.com/office/word/2010/wordprocessingCanvas" xmlns:cx="http://schemas.microsoft.com/office/drawing/2014/chartex" xmlns:cx1="http://schemas.microsoft.com/office/drawing/2015/9/8/chartex" xmlns:cx2="http://schemas.microsoft.com/office/drawing/2015/10/21/chartex" xmlns:cx3="http://schemas.microsoft.com/office/drawing/2016/5/9/chartex" xmlns:cx4="http://schemas.microsoft.com/office/drawing/2016/5/10/chartex" xmlns:cx5="http://schemas.microsoft.com/office/drawing/2016/5/11/chartex" xmlns:cx6="http://schemas.microsoft.com/office/drawing/2016/5/12/chartex" xmlns:cx7="http://schemas.microsoft.com/office/drawing/2016/5/13/chartex" xmlns:cx8="http://schemas.microsoft.com/office/drawing/2016/5/14/chartex" xmlns:mc="http://schemas.openxmlformats.org/markup-compatibility/2006" xmlns:aink="http://schemas.microsoft.com/office/drawing/2016/ink" xmlns:am3d="http://schemas.microsoft.com/office/drawing/2017/model3d" xmlns:o="urn:schemas-microsoft-com:office:office" xmlns:oel="http://schemas.microsoft.com/office/2019/extlst" xmlns:r="http://schemas.openxmlformats.org/officeDocument/2006/relationships" xmlns:m="http://schemas.openxmlformats.org/officeDocument/2006/math" xmlns:v="urn:schemas-microsoft-com:vml" xmlns:wp14="http://schemas.microsoft.com/office/word/2010/wordprocessingDrawing" xmlns:wp="http://schemas.openxmlformats.org/drawingml/2006/wordprocessingDrawing" xmlns:w10="urn:schemas-microsoft-com:office:word" xmlns:w="http://schemas.openxmlformats.org/wordprocessingml/2006/main" xmlns:w14="http://schemas.microsoft.com/office/word/2010/wordml" xmlns:w15="http://schemas.microsoft.com/office/word/2012/wordml" xmlns:w16cex="http://schemas.microsoft.com/office/word/2018/wordml/cex" xmlns:w16cid="http://schemas.microsoft.com/office/word/2016/wordml/cid" xmlns:w16="http://schemas.microsoft.com/office/word/2018/wordml" xmlns:w16du="http://schemas.microsoft.com/office/word/2023/wordml/word16du" xmlns:w16sdtdh="http://schemas.microsoft.com/office/word/2020/wordml/sdtdatahash" xmlns:w16sdtfl="http://schemas.microsoft.com/office/word/2024/wordml/sdtformatlock" xmlns:w16se="http://schemas.microsoft.com/office/word/2015/wordml/symex" xmlns:wpg="http://schemas.microsoft.com/office/word/2010/wordprocessingGroup" xmlns:wpi="http://schemas.microsoft.com/office/word/2010/wordprocessingInk" xmlns:wne="http://schemas.microsoft.com/office/word/2006/wordml" xmlns:wps="http://schemas.microsoft.com/office/word/2010/wordprocessingShape" mc:Ignorable="w14 w15 w16se w16cid w16 w16cex w16sdtdh w16sdtfl w16du wp14">
-  <w:abstractNum w:abstractNumId="0" w15:restartNumberingAfterBreak="0">
-    <w:nsid w:val="FFFFFF82"/>
-    <w:multiLevelType w:val="singleLevel"/>
-    <w:tmpl w:val="2E724CA0"/>
-    <w:lvl w:ilvl="0">
-      <w:start w:val="1"/>
-      <w:numFmt w:val="bullet"/>
-      <w:lvlText w:val=""/>
-      <w:lvlJc w:val="left"/>
-      <w:pPr>
-        <w:tabs>
-          <w:tab w:val="num" w:pos="926"/>
-        </w:tabs>
-        <w:ind w:left="926" w:hanging="360"/>
-      </w:pPr>
-      <w:rPr>
-        <w:rFonts w:ascii="Symbol" w:hAnsi="Symbol" w:hint="default"/>
-      </w:rPr>
-    </w:lvl>
-  </w:abstractNum>
-  <w:abstractNum w:abstractNumId="1" w15:restartNumberingAfterBreak="0">
-    <w:nsid w:val="FFFFFF89"/>
-    <w:multiLevelType w:val="singleLevel"/>
-    <w:tmpl w:val="ACD88920"/>
-    <w:lvl w:ilvl="0">
-      <w:start w:val="1"/>
-      <w:numFmt w:val="bullet"/>
-      <w:lvlText w:val=""/>
-      <w:lvlJc w:val="left"/>
-      <w:pPr>
-        <w:tabs>
-          <w:tab w:val="num" w:pos="360"/>
-        </w:tabs>
-        <w:ind w:left="360" w:hanging="360"/>
-      </w:pPr>
-      <w:rPr>
-        <w:rFonts w:ascii="Symbol" w:hAnsi="Symbol" w:hint="default"/>
-      </w:rPr>
-    </w:lvl>
-  </w:abstractNum>
-  <w:abstractNum w:abstractNumId="2" w15:restartNumberingAfterBreak="0">
-    <w:nsid w:val="287D73E9"/>
-    <w:multiLevelType w:val="multilevel"/>
-    <w:tmpl w:val="0407001F"/>
-    <w:lvl w:ilvl="0">
-      <w:start w:val="1"/>
-      <w:numFmt w:val="decimal"/>
-      <w:lvlText w:val="%1."/>
-      <w:lvlJc w:val="left"/>
-      <w:pPr>
-        <w:ind w:left="360" w:hanging="360"/>
-      </w:pPr>
-    </w:lvl>
-    <w:lvl w:ilvl="1">
-      <w:start w:val="1"/>
-      <w:numFmt w:val="decimal"/>
-      <w:lvlText w:val="%1.%2."/>
-      <w:lvlJc w:val="left"/>
-      <w:pPr>
-        <w:ind w:left="792" w:hanging="432"/>
-      </w:pPr>
-    </w:lvl>
-    <w:lvl w:ilvl="2">
-      <w:start w:val="1"/>
-      <w:numFmt w:val="decimal"/>
-      <w:lvlText w:val="%1.%2.%3."/>
-      <w:lvlJc w:val="left"/>
-      <w:pPr>
-        <w:ind w:left="1224" w:hanging="504"/>
-      </w:pPr>
-    </w:lvl>
-    <w:lvl w:ilvl="3">
-      <w:start w:val="1"/>
-      <w:numFmt w:val="decimal"/>
-      <w:lvlText w:val="%1.%2.%3.%4."/>
-      <w:lvlJc w:val="left"/>
-      <w:pPr>
-        <w:ind w:left="1728" w:hanging="648"/>
-      </w:pPr>
-    </w:lvl>
-    <w:lvl w:ilvl="4">
-      <w:start w:val="1"/>
-      <w:numFmt w:val="decimal"/>
-      <w:lvlText w:val="%1.%2.%3.%4.%5."/>
-      <w:lvlJc w:val="left"/>
-      <w:pPr>
-        <w:ind w:left="2232" w:hanging="792"/>
-      </w:pPr>
-    </w:lvl>
-    <w:lvl w:ilvl="5">
-      <w:start w:val="1"/>
-      <w:numFmt w:val="decimal"/>
-      <w:lvlText w:val="%1.%2.%3.%4.%5.%6."/>
-      <w:lvlJc w:val="left"/>
-      <w:pPr>
-        <w:ind w:left="2736" w:hanging="936"/>
-      </w:pPr>
-    </w:lvl>
-    <w:lvl w:ilvl="6">
-      <w:start w:val="1"/>
-      <w:numFmt w:val="decimal"/>
-      <w:lvlText w:val="%1.%2.%3.%4.%5.%6.%7."/>
-      <w:lvlJc w:val="left"/>
-      <w:pPr>
-        <w:ind w:left="3240" w:hanging="1080"/>
-      </w:pPr>
-    </w:lvl>
-    <w:lvl w:ilvl="7">
-      <w:start w:val="1"/>
-      <w:numFmt w:val="decimal"/>
-      <w:lvlText w:val="%1.%2.%3.%4.%5.%6.%7.%8."/>
-      <w:lvlJc w:val="left"/>
-      <w:pPr>
-        <w:ind w:left="3744" w:hanging="1224"/>
-      </w:pPr>
-    </w:lvl>
-    <w:lvl w:ilvl="8">
-      <w:start w:val="1"/>
-      <w:numFmt w:val="decimal"/>
-      <w:lvlText w:val="%1.%2.%3.%4.%5.%6.%7.%8.%9."/>
-      <w:lvlJc w:val="left"/>
-      <w:pPr>
-        <w:ind w:left="4320" w:hanging="1440"/>
-      </w:pPr>
-    </w:lvl>
-  </w:abstractNum>
-  <w:num w:numId="1" w16cid:durableId="1218980515">
-    <w:abstractNumId w:val="2"/>
-  </w:num>
-  <w:num w:numId="2" w16cid:durableId="1640068777">
-    <w:abstractNumId w:val="1"/>
-  </w:num>
-  <w:num w:numId="3" w16cid:durableId="1952710785">
-    <w:abstractNumId w:val="0"/>
-  </w:num>
-</w:numbering>
 </file>
 
 <file path=word/styles.xml><?xml version="1.0" encoding="utf-8"?>
@@ -1430,6 +1156,26 @@
       <w:sz w:val="22"/>
     </w:rPr>
   </w:style>
+  <w:style w:type="character" w:customStyle="1" w:styleId="FuzeileZchn">
+    <w:name w:val="Fußzeile Zchn"/>
+    <w:basedOn w:val="Absatz-Standardschriftart"/>
+    <w:link w:val="Fuzeile"/>
+    <w:qFormat/>
+    <w:rsid w:val="009C0733"/>
+    <w:rPr>
+      <w:rFonts w:ascii="Courier New" w:hAnsi="Courier New"/>
+      <w:lang w:val="de-DE"/>
+    </w:rPr>
+  </w:style>
+  <w:style w:type="character" w:styleId="Platzhaltertext">
+    <w:name w:val="Placeholder Text"/>
+    <w:basedOn w:val="Absatz-Standardschriftart"/>
+    <w:qFormat/>
+    <w:rsid w:val="009C0733"/>
+    <w:rPr>
+      <w:color w:val="666666"/>
+    </w:rPr>
+  </w:style>
   <w:style w:type="paragraph" w:customStyle="1" w:styleId="berschrift">
     <w:name w:val="Überschrift"/>
     <w:basedOn w:val="Standard"/>
@@ -1443,6 +1189,33 @@
       <w:rFonts w:ascii="Liberation Sans" w:eastAsia="Arial Unicode MS" w:hAnsi="Liberation Sans" w:cs="Arial Unicode MS"/>
       <w:sz w:val="28"/>
       <w:szCs w:val="28"/>
+    </w:rPr>
+  </w:style>
+  <w:style w:type="paragraph" w:styleId="Textkrper">
+    <w:name w:val="Body Text"/>
+    <w:basedOn w:val="Standard"/>
+    <w:next w:val="Standard"/>
+    <w:rsid w:val="00FC7661"/>
+  </w:style>
+  <w:style w:type="paragraph" w:styleId="Liste">
+    <w:name w:val="List"/>
+    <w:basedOn w:val="Textkrper"/>
+    <w:rPr>
+      <w:rFonts w:cs="Arial Unicode MS"/>
+    </w:rPr>
+  </w:style>
+  <w:style w:type="paragraph" w:styleId="Beschriftung">
+    <w:name w:val="caption"/>
+    <w:basedOn w:val="Standard"/>
+    <w:qFormat/>
+    <w:pPr>
+      <w:suppressLineNumbers/>
+      <w:spacing w:before="120" w:after="120"/>
+    </w:pPr>
+    <w:rPr>
+      <w:rFonts w:cs="Arial Unicode MS"/>
+      <w:i/>
+      <w:iCs/>
     </w:rPr>
   </w:style>
   <w:style w:type="paragraph" w:customStyle="1" w:styleId="Verzeichnis">
@@ -1542,7 +1315,6 @@
     <w:rsid w:val="00EB2F54"/>
     <w:pPr>
       <w:widowControl w:val="0"/>
-      <w:adjustRightInd w:val="0"/>
       <w:snapToGrid w:val="0"/>
       <w:spacing w:before="100" w:after="100"/>
       <w:ind w:left="480" w:right="480" w:firstLine="397"/>
@@ -1577,10 +1349,14 @@
       <w:i/>
     </w:rPr>
   </w:style>
-  <w:style w:type="paragraph" w:customStyle="1" w:styleId="Schaubilduser">
-    <w:name w:val="Schaubild (user)"/>
-    <w:basedOn w:val="Standard"/>
-    <w:qFormat/>
+  <w:style w:type="paragraph" w:customStyle="1" w:styleId="Schaubild">
+    <w:name w:val="Schaubild"/>
+    <w:basedOn w:val="Standard"/>
+    <w:qFormat/>
+  </w:style>
+  <w:style w:type="paragraph" w:styleId="Indexberschrift">
+    <w:name w:val="index heading"/>
+    <w:basedOn w:val="berschrift"/>
   </w:style>
   <w:style w:type="paragraph" w:styleId="Inhaltsverzeichnisberschrift">
     <w:name w:val="TOC Heading"/>
@@ -1599,6 +1375,11 @@
       <w:color w:val="365F91" w:themeColor="accent1" w:themeShade="BF"/>
     </w:rPr>
   </w:style>
+  <w:style w:type="paragraph" w:customStyle="1" w:styleId="Kopf-Fuzeileuser">
+    <w:name w:val="Kopf-/Fußzeile (user)"/>
+    <w:basedOn w:val="Standard"/>
+    <w:qFormat/>
+  </w:style>
   <w:style w:type="paragraph" w:customStyle="1" w:styleId="Kopf-Fuzeile">
     <w:name w:val="Kopf-/Fußzeile"/>
     <w:basedOn w:val="Standard"/>
@@ -1625,13 +1406,13 @@
       <w:spacing w:after="200"/>
     </w:pPr>
   </w:style>
+  <w:style w:type="paragraph" w:customStyle="1" w:styleId="Rahmeninhalt">
+    <w:name w:val="Rahmeninhalt"/>
+    <w:basedOn w:val="Standard"/>
+    <w:qFormat/>
+  </w:style>
   <w:style w:type="paragraph" w:customStyle="1" w:styleId="Rahmeninhaltuser">
     <w:name w:val="Rahmeninhalt (user)"/>
-    <w:basedOn w:val="Standard"/>
-    <w:qFormat/>
-  </w:style>
-  <w:style w:type="paragraph" w:customStyle="1" w:styleId="Rahmeninhalt">
-    <w:name w:val="Rahmeninhalt"/>
     <w:basedOn w:val="Standard"/>
     <w:qFormat/>
   </w:style>
@@ -1647,24 +1428,6 @@
       </w:tabs>
       <w:spacing w:after="0" w:line="240" w:lineRule="auto"/>
     </w:pPr>
-  </w:style>
-  <w:style w:type="character" w:customStyle="1" w:styleId="FuzeileZchn">
-    <w:name w:val="Fußzeile Zchn"/>
-    <w:basedOn w:val="Absatz-Standardschriftart"/>
-    <w:link w:val="Fuzeile"/>
-    <w:rsid w:val="009C0733"/>
-    <w:rPr>
-      <w:rFonts w:ascii="Courier New" w:hAnsi="Courier New"/>
-      <w:lang w:val="de-DE"/>
-    </w:rPr>
-  </w:style>
-  <w:style w:type="character" w:styleId="Platzhaltertext">
-    <w:name w:val="Placeholder Text"/>
-    <w:basedOn w:val="Absatz-Standardschriftart"/>
-    <w:rsid w:val="009C0733"/>
-    <w:rPr>
-      <w:color w:val="666666"/>
-    </w:rPr>
   </w:style>
 </w:styles>
 </file>

--- a/Vorlage/Normseite.docx
+++ b/Vorlage/Normseite.docx
@@ -371,7 +371,7 @@
       <w:ind w:right="360"/>
     </w:pPr>
     <w:r>
-      <w:t>Sebastian Sukstorf</w:t>
+      <w:t>Sebastian Fischer</w:t>
     </w:r>
     <w:r>
       <w:tab/>
@@ -461,7 +461,7 @@
       <w:ind w:right="360"/>
     </w:pPr>
     <w:r>
-      <w:t>Sebastian Sukstorf</w:t>
+      <w:t>Sebastian Fischer</w:t>
     </w:r>
     <w:r>
       <w:tab/>

--- a/Vorlage/Normseite.docx
+++ b/Vorlage/Normseite.docx
@@ -544,7 +544,7 @@
 </file>
 
 <file path=word/styles.xml><?xml version="1.0" encoding="utf-8"?>
-<w:styles xmlns:mc="http://schemas.openxmlformats.org/markup-compatibility/2006" xmlns:r="http://schemas.openxmlformats.org/officeDocument/2006/relationships" xmlns:w="http://schemas.openxmlformats.org/wordprocessingml/2006/main" xmlns:w14="http://schemas.microsoft.com/office/word/2010/wordml" xmlns:w15="http://schemas.microsoft.com/office/word/2012/wordml" xmlns:w16cex="http://schemas.microsoft.com/office/word/2018/wordml/cex" xmlns:w16cid="http://schemas.microsoft.com/office/word/2016/wordml/cid" xmlns:w16="http://schemas.microsoft.com/office/word/2018/wordml" xmlns:w16du="http://schemas.microsoft.com/office/word/2023/wordml/word16du" xmlns:w16sdtdh="http://schemas.microsoft.com/office/word/2020/wordml/sdtdatahash" xmlns:w16sdtfl="http://schemas.microsoft.com/office/word/2024/wordml/sdtformatlock" xmlns:w16se="http://schemas.microsoft.com/office/word/2015/wordml/symex" mc:Ignorable="w14 w15 w16se w16cid w16 w16cex w16sdtdh w16sdtfl w16du">
+<w:styles xmlns:ns1="http://schemas.openxmlformats.org/markup-compatibility/2006" xmlns:w="http://schemas.openxmlformats.org/wordprocessingml/2006/main" ns1:Ignorable="w14 w15 w16se w16cid w16 w16cex w16sdtdh w16sdtfl w16du">
   <w:docDefaults>
     <w:rPrDefault>
       <w:rPr>
@@ -809,11 +809,13 @@
     <w:qFormat/>
     <w:rsid w:val="00CF791E"/>
     <w:pPr>
-      <w:spacing w:after="360" w:line="360" w:lineRule="auto"/>
+      <w:spacing w:after="0" w:line="485" w:lineRule="exact"/>
     </w:pPr>
     <w:rPr>
       <w:rFonts w:ascii="Courier New" w:hAnsi="Courier New"/>
       <w:lang w:val="de-DE"/>
+      <w:sz w:val="24"/>
+      <w:szCs w:val="24"/>
     </w:rPr>
   </w:style>
   <w:style w:type="paragraph" w:styleId="berschrift1">
@@ -827,6 +829,7 @@
       <w:pageBreakBefore/>
       <w:widowControl w:val="0"/>
       <w:outlineLvl w:val="0"/>
+      <w:spacing w:after="720"/>
     </w:pPr>
     <w:rPr>
       <w:rFonts w:eastAsiaTheme="majorEastAsia" w:cstheme="majorBidi"/>
@@ -1196,6 +1199,14 @@
     <w:basedOn w:val="Standard"/>
     <w:next w:val="Standard"/>
     <w:rsid w:val="00FC7661"/>
+    <w:pPr>
+      <w:spacing w:after="0" w:line="485" w:lineRule="exact"/>
+    </w:pPr>
+    <w:rPr>
+      <w:rFonts w:ascii="Courier New" w:hAnsi="Courier New"/>
+      <w:sz w:val="24"/>
+      <w:szCs w:val="24"/>
+    </w:rPr>
   </w:style>
   <w:style w:type="paragraph" w:styleId="Liste">
     <w:name w:val="List"/>
@@ -1428,6 +1439,19 @@
       </w:tabs>
       <w:spacing w:after="0" w:line="240" w:lineRule="auto"/>
     </w:pPr>
+  </w:style>
+  <w:style w:type="paragraph" w:styleId="Widmung">
+    <w:name w:val="Widmung"/>
+    <w:qFormat/>
+    <w:pPr>
+      <w:pageBreakBefore/>
+      <w:jc w:val="left"/>
+      <w:spacing w:after="240" w:before="1440"/>
+    </w:pPr>
+    <w:rPr>
+      <w:rFonts w:ascii="Courier New" w:hAnsi="Courier New"/>
+      <w:sz w:val="24"/>
+    </w:rPr>
   </w:style>
 </w:styles>
 </file>
